--- a/projects/fpga-systems/Genesys2/ecc-ip/bch/docs/Binary_BCH_Board_Validation_v0.1.docx
+++ b/projects/fpga-systems/Genesys2/ecc-ip/bch/docs/Binary_BCH_Board_Validation_v0.1.docx
@@ -16,7 +16,7 @@
           <wp:inline distT="0" distB="0" distL="0" distR="0">
             <wp:extent cx="2286000" cy="2286000"/>
             <wp:effectExtent l="0" t="0" r="0" b="0"/>
-            <wp:docPr id="1" name="Picture 58" descr=""/>
+            <wp:docPr id="1" name="Picture 61" descr=""/>
             <wp:cNvGraphicFramePr>
               <a:graphicFrameLocks xmlns:a="http://schemas.openxmlformats.org/drawingml/2006/main" noChangeAspect="1"/>
             </wp:cNvGraphicFramePr>
@@ -24,7 +24,7 @@
               <a:graphicData uri="http://schemas.openxmlformats.org/drawingml/2006/picture">
                 <pic:pic xmlns:pic="http://schemas.openxmlformats.org/drawingml/2006/picture">
                   <pic:nvPicPr>
-                    <pic:cNvPr id="1" name="Picture 58" descr=""/>
+                    <pic:cNvPr id="1" name="Picture 61" descr=""/>
                     <pic:cNvPicPr>
                       <a:picLocks noChangeAspect="1" noChangeArrowheads="1"/>
                     </pic:cNvPicPr>
@@ -160,7 +160,7 @@
             </w:rPr>
             <w:fldChar w:fldCharType="separate"/>
           </w:r>
-          <w:hyperlink w:anchor="__RefHeading___Toc2181_549176363">
+          <w:hyperlink w:anchor="__RefHeading___Toc2193_2506865780">
             <w:r>
               <w:rPr>
                 <w:webHidden/>
@@ -181,7 +181,7 @@
             </w:tabs>
             <w:rPr/>
           </w:pPr>
-          <w:hyperlink w:anchor="__RefHeading___Toc2183_549176363">
+          <w:hyperlink w:anchor="__RefHeading___Toc2195_2506865780">
             <w:r>
               <w:rPr>
                 <w:webHidden/>
@@ -202,7 +202,7 @@
             </w:tabs>
             <w:rPr/>
           </w:pPr>
-          <w:hyperlink w:anchor="__RefHeading___Toc2185_549176363">
+          <w:hyperlink w:anchor="__RefHeading___Toc2197_2506865780">
             <w:r>
               <w:rPr>
                 <w:webHidden/>
@@ -223,7 +223,7 @@
             </w:tabs>
             <w:rPr/>
           </w:pPr>
-          <w:hyperlink w:anchor="__RefHeading___Toc2187_549176363">
+          <w:hyperlink w:anchor="__RefHeading___Toc2199_2506865780">
             <w:r>
               <w:rPr>
                 <w:webHidden/>
@@ -244,7 +244,7 @@
             </w:tabs>
             <w:rPr/>
           </w:pPr>
-          <w:hyperlink w:anchor="__RefHeading___Toc2189_549176363">
+          <w:hyperlink w:anchor="__RefHeading___Toc2201_2506865780">
             <w:r>
               <w:rPr>
                 <w:webHidden/>
@@ -265,7 +265,7 @@
             </w:tabs>
             <w:rPr/>
           </w:pPr>
-          <w:hyperlink w:anchor="__RefHeading___Toc2191_549176363">
+          <w:hyperlink w:anchor="__RefHeading___Toc2203_2506865780">
             <w:r>
               <w:rPr>
                 <w:webHidden/>
@@ -286,7 +286,7 @@
             </w:tabs>
             <w:rPr/>
           </w:pPr>
-          <w:hyperlink w:anchor="__RefHeading___Toc2193_549176363">
+          <w:hyperlink w:anchor="__RefHeading___Toc2205_2506865780">
             <w:r>
               <w:rPr>
                 <w:webHidden/>
@@ -307,7 +307,7 @@
             </w:tabs>
             <w:rPr/>
           </w:pPr>
-          <w:hyperlink w:anchor="__RefHeading___Toc2195_549176363">
+          <w:hyperlink w:anchor="__RefHeading___Toc2207_2506865780">
             <w:r>
               <w:rPr>
                 <w:webHidden/>
@@ -328,7 +328,7 @@
             </w:tabs>
             <w:rPr/>
           </w:pPr>
-          <w:hyperlink w:anchor="__RefHeading___Toc2197_549176363">
+          <w:hyperlink w:anchor="__RefHeading___Toc2209_2506865780">
             <w:r>
               <w:rPr>
                 <w:webHidden/>
@@ -349,7 +349,7 @@
             </w:tabs>
             <w:rPr/>
           </w:pPr>
-          <w:hyperlink w:anchor="__RefHeading___Toc2199_549176363">
+          <w:hyperlink w:anchor="__RefHeading___Toc2211_2506865780">
             <w:r>
               <w:rPr>
                 <w:webHidden/>
@@ -370,7 +370,7 @@
             </w:tabs>
             <w:rPr/>
           </w:pPr>
-          <w:hyperlink w:anchor="__RefHeading___Toc2201_549176363">
+          <w:hyperlink w:anchor="__RefHeading___Toc2213_2506865780">
             <w:r>
               <w:rPr>
                 <w:webHidden/>
@@ -391,7 +391,7 @@
             </w:tabs>
             <w:rPr/>
           </w:pPr>
-          <w:hyperlink w:anchor="__RefHeading___Toc2203_549176363">
+          <w:hyperlink w:anchor="__RefHeading___Toc2215_2506865780">
             <w:r>
               <w:rPr>
                 <w:webHidden/>
@@ -412,7 +412,7 @@
             </w:tabs>
             <w:rPr/>
           </w:pPr>
-          <w:hyperlink w:anchor="__RefHeading___Toc2205_549176363">
+          <w:hyperlink w:anchor="__RefHeading___Toc2217_2506865780">
             <w:r>
               <w:rPr>
                 <w:webHidden/>
@@ -433,7 +433,7 @@
             </w:tabs>
             <w:rPr/>
           </w:pPr>
-          <w:hyperlink w:anchor="__RefHeading___Toc2207_549176363">
+          <w:hyperlink w:anchor="__RefHeading___Toc2219_2506865780">
             <w:r>
               <w:rPr>
                 <w:webHidden/>
@@ -442,6 +442,27 @@
               <w:t>4.2 Host and build inventory</w:t>
               <w:tab/>
               <w:t>17</w:t>
+            </w:r>
+          </w:hyperlink>
+        </w:p>
+        <w:p>
+          <w:pPr>
+            <w:pStyle w:val="TOC2"/>
+            <w:tabs>
+              <w:tab w:val="clear" w:pos="9077"/>
+              <w:tab w:val="right" w:pos="9359" w:leader="dot"/>
+            </w:tabs>
+            <w:rPr/>
+          </w:pPr>
+          <w:hyperlink w:anchor="__RefHeading___Toc2221_2506865780">
+            <w:r>
+              <w:rPr>
+                <w:webHidden/>
+                <w:rStyle w:val="IndexLink"/>
+              </w:rPr>
+              <w:t>4.3 Datapath diagram</w:t>
+              <w:tab/>
+              <w:t>18</w:t>
             </w:r>
           </w:hyperlink>
         </w:p>
@@ -454,13 +475,13 @@
             </w:tabs>
             <w:rPr/>
           </w:pPr>
-          <w:hyperlink w:anchor="__RefHeading___Toc2209_549176363">
+          <w:hyperlink w:anchor="__RefHeading___Toc2223_2506865780">
             <w:r>
               <w:rPr>
                 <w:webHidden/>
                 <w:rStyle w:val="IndexLink"/>
               </w:rPr>
-              <w:t>4.2.1 Figure 2.1: BCH AXIS datapath and register path.</w:t>
+              <w:t>4.3.1 Figure 2.1: BCH AXIS datapath and register path.</w:t>
               <w:tab/>
               <w:t>18</w:t>
             </w:r>
@@ -475,15 +496,15 @@
             </w:tabs>
             <w:rPr/>
           </w:pPr>
-          <w:hyperlink w:anchor="__RefHeading___Toc2211_549176363">
+          <w:hyperlink w:anchor="__RefHeading___Toc2225_2506865780">
             <w:r>
               <w:rPr>
                 <w:webHidden/>
                 <w:rStyle w:val="IndexLink"/>
               </w:rPr>
-              <w:t>4.2.2 Figure 2.2: BCH AXI4 memory-to-memory datapath.</w:t>
+              <w:t>4.3.2 Figure 2.2: BCH AXI4 memory-to-memory datapath.</w:t>
               <w:tab/>
-              <w:t>20</w:t>
+              <w:t>19</w:t>
             </w:r>
           </w:hyperlink>
         </w:p>
@@ -496,15 +517,15 @@
             </w:tabs>
             <w:rPr/>
           </w:pPr>
-          <w:hyperlink w:anchor="__RefHeading___Toc2213_549176363">
+          <w:hyperlink w:anchor="__RefHeading___Toc2227_2506865780">
             <w:r>
               <w:rPr>
                 <w:webHidden/>
                 <w:rStyle w:val="IndexLink"/>
               </w:rPr>
-              <w:t>4.3 Register path, clock, and reset</w:t>
+              <w:t>4.4 Register path, clock, and reset</w:t>
               <w:tab/>
-              <w:t>21</w:t>
+              <w:t>20</w:t>
             </w:r>
           </w:hyperlink>
         </w:p>
@@ -517,7 +538,7 @@
             </w:tabs>
             <w:rPr/>
           </w:pPr>
-          <w:hyperlink w:anchor="__RefHeading___Toc2215_549176363">
+          <w:hyperlink w:anchor="__RefHeading___Toc2229_2506865780">
             <w:r>
               <w:rPr>
                 <w:webHidden/>
@@ -525,7 +546,7 @@
               </w:rPr>
               <w:t>5 Campaigns and the Oracle Argument</w:t>
               <w:tab/>
-              <w:t>22</w:t>
+              <w:t>21</w:t>
             </w:r>
           </w:hyperlink>
         </w:p>
@@ -538,7 +559,7 @@
             </w:tabs>
             <w:rPr/>
           </w:pPr>
-          <w:hyperlink w:anchor="__RefHeading___Toc2217_549176363">
+          <w:hyperlink w:anchor="__RefHeading___Toc2231_2506865780">
             <w:r>
               <w:rPr>
                 <w:webHidden/>
@@ -546,7 +567,7 @@
               </w:rPr>
               <w:t>5.1 Campaign inventory</w:t>
               <w:tab/>
-              <w:t>22</w:t>
+              <w:t>21</w:t>
             </w:r>
           </w:hyperlink>
         </w:p>
@@ -559,7 +580,7 @@
             </w:tabs>
             <w:rPr/>
           </w:pPr>
-          <w:hyperlink w:anchor="__RefHeading___Toc2219_549176363">
+          <w:hyperlink w:anchor="__RefHeading___Toc2233_2506865780">
             <w:r>
               <w:rPr>
                 <w:webHidden/>
@@ -567,7 +588,7 @@
               </w:rPr>
               <w:t>5.2 Determinism</w:t>
               <w:tab/>
-              <w:t>23</w:t>
+              <w:t>22</w:t>
             </w:r>
           </w:hyperlink>
         </w:p>
@@ -580,7 +601,7 @@
             </w:tabs>
             <w:rPr/>
           </w:pPr>
-          <w:hyperlink w:anchor="__RefHeading___Toc2221_549176363">
+          <w:hyperlink w:anchor="__RefHeading___Toc2235_2506865780">
             <w:r>
               <w:rPr>
                 <w:webHidden/>
@@ -588,7 +609,7 @@
               </w:rPr>
               <w:t>5.3 The on-chip oracle</w:t>
               <w:tab/>
-              <w:t>24</w:t>
+              <w:t>23</w:t>
             </w:r>
           </w:hyperlink>
         </w:p>
@@ -601,7 +622,7 @@
             </w:tabs>
             <w:rPr/>
           </w:pPr>
-          <w:hyperlink w:anchor="__RefHeading___Toc2223_549176363">
+          <w:hyperlink w:anchor="__RefHeading___Toc2237_2506865780">
             <w:r>
               <w:rPr>
                 <w:webHidden/>
@@ -609,7 +630,7 @@
               </w:rPr>
               <w:t>6 Testing Choices</w:t>
               <w:tab/>
-              <w:t>25</w:t>
+              <w:t>24</w:t>
             </w:r>
           </w:hyperlink>
         </w:p>
@@ -622,7 +643,7 @@
             </w:tabs>
             <w:rPr/>
           </w:pPr>
-          <w:hyperlink w:anchor="__RefHeading___Toc2225_549176363">
+          <w:hyperlink w:anchor="__RefHeading___Toc2239_2506865780">
             <w:r>
               <w:rPr>
                 <w:webHidden/>
@@ -630,7 +651,7 @@
               </w:rPr>
               <w:t>6.1 Injector modes mapped to failure mechanisms</w:t>
               <w:tab/>
-              <w:t>25</w:t>
+              <w:t>24</w:t>
             </w:r>
           </w:hyperlink>
         </w:p>
@@ -643,7 +664,7 @@
             </w:tabs>
             <w:rPr/>
           </w:pPr>
-          <w:hyperlink w:anchor="__RefHeading___Toc2227_549176363">
+          <w:hyperlink w:anchor="__RefHeading___Toc2241_2506865780">
             <w:r>
               <w:rPr>
                 <w:webHidden/>
@@ -651,7 +672,7 @@
               </w:rPr>
               <w:t>6.2 Post-encoder injection</w:t>
               <w:tab/>
-              <w:t>26</w:t>
+              <w:t>25</w:t>
             </w:r>
           </w:hyperlink>
         </w:p>
@@ -664,7 +685,7 @@
             </w:tabs>
             <w:rPr/>
           </w:pPr>
-          <w:hyperlink w:anchor="__RefHeading___Toc2229_549176363">
+          <w:hyperlink w:anchor="__RefHeading___Toc2243_2506865780">
             <w:r>
               <w:rPr>
                 <w:webHidden/>
@@ -672,7 +693,7 @@
               </w:rPr>
               <w:t>6.3 UART and the safety pair</w:t>
               <w:tab/>
-              <w:t>27</w:t>
+              <w:t>26</w:t>
             </w:r>
           </w:hyperlink>
         </w:p>
@@ -685,7 +706,7 @@
             </w:tabs>
             <w:rPr/>
           </w:pPr>
-          <w:hyperlink w:anchor="__RefHeading___Toc2231_549176363">
+          <w:hyperlink w:anchor="__RefHeading___Toc2245_2506865780">
             <w:r>
               <w:rPr>
                 <w:webHidden/>
@@ -693,7 +714,7 @@
               </w:rPr>
               <w:t>6.4 Genesys 2 vs Nexys A7</w:t>
               <w:tab/>
-              <w:t>28</w:t>
+              <w:t>27</w:t>
             </w:r>
           </w:hyperlink>
         </w:p>
@@ -706,7 +727,7 @@
             </w:tabs>
             <w:rPr/>
           </w:pPr>
-          <w:hyperlink w:anchor="__RefHeading___Toc2233_549176363">
+          <w:hyperlink w:anchor="__RefHeading___Toc2247_2506865780">
             <w:r>
               <w:rPr>
                 <w:webHidden/>
@@ -714,7 +735,7 @@
               </w:rPr>
               <w:t>6.5 AXIS vs AXI4</w:t>
               <w:tab/>
-              <w:t>29</w:t>
+              <w:t>28</w:t>
             </w:r>
           </w:hyperlink>
         </w:p>
@@ -727,7 +748,7 @@
             </w:tabs>
             <w:rPr/>
           </w:pPr>
-          <w:hyperlink w:anchor="__RefHeading___Toc2235_549176363">
+          <w:hyperlink w:anchor="__RefHeading___Toc2249_2506865780">
             <w:r>
               <w:rPr>
                 <w:webHidden/>
@@ -735,7 +756,7 @@
               </w:rPr>
               <w:t>6.6 Deliberately not board-tested</w:t>
               <w:tab/>
-              <w:t>30</w:t>
+              <w:t>29</w:t>
             </w:r>
           </w:hyperlink>
         </w:p>
@@ -748,7 +769,7 @@
             </w:tabs>
             <w:rPr/>
           </w:pPr>
-          <w:hyperlink w:anchor="__RefHeading___Toc2237_549176363">
+          <w:hyperlink w:anchor="__RefHeading___Toc2251_2506865780">
             <w:r>
               <w:rPr>
                 <w:webHidden/>
@@ -756,7 +777,7 @@
               </w:rPr>
               <w:t>7 Soak Results</w:t>
               <w:tab/>
-              <w:t>31</w:t>
+              <w:t>30</w:t>
             </w:r>
           </w:hyperlink>
         </w:p>
@@ -769,7 +790,7 @@
             </w:tabs>
             <w:rPr/>
           </w:pPr>
-          <w:hyperlink w:anchor="__RefHeading___Toc2239_549176363">
+          <w:hyperlink w:anchor="__RefHeading___Toc2253_2506865780">
             <w:r>
               <w:rPr>
                 <w:webHidden/>
@@ -777,7 +798,7 @@
               </w:rPr>
               <w:t>7.1 One million blocks on the AXIS image</w:t>
               <w:tab/>
-              <w:t>31</w:t>
+              <w:t>30</w:t>
             </w:r>
           </w:hyperlink>
         </w:p>
@@ -790,7 +811,7 @@
             </w:tabs>
             <w:rPr/>
           </w:pPr>
-          <w:hyperlink w:anchor="__RefHeading___Toc2241_549176363">
+          <w:hyperlink w:anchor="__RefHeading___Toc2255_2506865780">
             <w:r>
               <w:rPr>
                 <w:webHidden/>
@@ -798,7 +819,7 @@
               </w:rPr>
               <w:t>7.2 Soak timeline</w:t>
               <w:tab/>
-              <w:t>32</w:t>
+              <w:t>31</w:t>
             </w:r>
           </w:hyperlink>
         </w:p>
@@ -811,7 +832,7 @@
             </w:tabs>
             <w:rPr/>
           </w:pPr>
-          <w:hyperlink w:anchor="__RefHeading___Toc2243_549176363">
+          <w:hyperlink w:anchor="__RefHeading___Toc2257_2506865780">
             <w:r>
               <w:rPr>
                 <w:webHidden/>
@@ -819,7 +840,7 @@
               </w:rPr>
               <w:t>7.2.1 Figure 4.1: BCH soak timeline over one million blocks.</w:t>
               <w:tab/>
-              <w:t>32</w:t>
+              <w:t>31</w:t>
             </w:r>
           </w:hyperlink>
         </w:p>
@@ -832,7 +853,7 @@
             </w:tabs>
             <w:rPr/>
           </w:pPr>
-          <w:hyperlink w:anchor="__RefHeading___Toc2245_549176363">
+          <w:hyperlink w:anchor="__RefHeading___Toc2259_2506865780">
             <w:r>
               <w:rPr>
                 <w:webHidden/>
@@ -840,7 +861,7 @@
               </w:rPr>
               <w:t>7.3 What 31 blk/s means</w:t>
               <w:tab/>
-              <w:t>33</w:t>
+              <w:t>32</w:t>
             </w:r>
           </w:hyperlink>
         </w:p>
@@ -853,7 +874,7 @@
             </w:tabs>
             <w:rPr/>
           </w:pPr>
-          <w:hyperlink w:anchor="__RefHeading___Toc2247_549176363">
+          <w:hyperlink w:anchor="__RefHeading___Toc2261_2506865780">
             <w:r>
               <w:rPr>
                 <w:webHidden/>
@@ -861,7 +882,7 @@
               </w:rPr>
               <w:t>8 Honest Limits</w:t>
               <w:tab/>
-              <w:t>34</w:t>
+              <w:t>33</w:t>
             </w:r>
           </w:hyperlink>
         </w:p>
@@ -874,7 +895,7 @@
             </w:tabs>
             <w:rPr/>
           </w:pPr>
-          <w:hyperlink w:anchor="__RefHeading___Toc2249_549176363">
+          <w:hyperlink w:anchor="__RefHeading___Toc2263_2506865780">
             <w:r>
               <w:rPr>
                 <w:webHidden/>
@@ -882,7 +903,7 @@
               </w:rPr>
               <w:t>8.1 What the board evidence does not cover</w:t>
               <w:tab/>
-              <w:t>34</w:t>
+              <w:t>33</w:t>
             </w:r>
           </w:hyperlink>
         </w:p>
@@ -895,7 +916,7 @@
             </w:tabs>
             <w:rPr/>
           </w:pPr>
-          <w:hyperlink w:anchor="__RefHeading___Toc2251_549176363">
+          <w:hyperlink w:anchor="__RefHeading___Toc2265_2506865780">
             <w:r>
               <w:rPr>
                 <w:webHidden/>
@@ -903,7 +924,7 @@
               </w:rPr>
               <w:t>8.2 Traceability</w:t>
               <w:tab/>
-              <w:t>35</w:t>
+              <w:t>34</w:t>
             </w:r>
           </w:hyperlink>
           <w:r>
@@ -1047,7 +1068,7 @@
           <w:rPr>
             <w:rStyle w:val="ListLabel1"/>
           </w:rPr>
-          <w:t>20</w:t>
+          <w:t>19</w:t>
         </w:r>
         <w:r>
           <w:rPr>
@@ -1104,7 +1125,7 @@
           <w:rPr>
             <w:rStyle w:val="ListLabel1"/>
           </w:rPr>
-          <w:t>32</w:t>
+          <w:t>31</w:t>
         </w:r>
         <w:r>
           <w:rPr>
@@ -1417,7 +1438,7 @@
           <w:rPr>
             <w:rStyle w:val="ListLabel1"/>
           </w:rPr>
-          <w:t>22</w:t>
+          <w:t>21</w:t>
         </w:r>
         <w:r>
           <w:rPr>
@@ -1474,7 +1495,7 @@
           <w:rPr>
             <w:rStyle w:val="ListLabel1"/>
           </w:rPr>
-          <w:t>25</w:t>
+          <w:t>24</w:t>
         </w:r>
         <w:r>
           <w:rPr>
@@ -1531,7 +1552,7 @@
           <w:rPr>
             <w:rStyle w:val="ListLabel1"/>
           </w:rPr>
-          <w:t>31</w:t>
+          <w:t>30</w:t>
         </w:r>
         <w:r>
           <w:rPr>
@@ -1588,7 +1609,7 @@
           <w:rPr>
             <w:rStyle w:val="ListLabel1"/>
           </w:rPr>
-          <w:t>35</w:t>
+          <w:t>34</w:t>
         </w:r>
         <w:r>
           <w:rPr>
@@ -1706,7 +1727,7 @@
         <w:spacing w:before="360" w:after="120"/>
         <w:rPr/>
       </w:pPr>
-      <w:bookmarkStart w:id="0" w:name="__RefHeading___Toc2181_549176363"/>
+      <w:bookmarkStart w:id="0" w:name="__RefHeading___Toc2193_2506865780"/>
       <w:bookmarkStart w:id="1" w:name="document-information"/>
       <w:bookmarkEnd w:id="0"/>
       <w:r>
@@ -1738,7 +1759,7 @@
         <w:spacing w:before="280" w:after="80"/>
         <w:rPr/>
       </w:pPr>
-      <w:bookmarkStart w:id="2" w:name="__RefHeading___Toc2183_549176363"/>
+      <w:bookmarkStart w:id="2" w:name="__RefHeading___Toc2195_2506865780"/>
       <w:bookmarkEnd w:id="2"/>
       <w:r>
         <w:rPr>
@@ -2083,7 +2104,7 @@
       <w:r>
         <w:br w:type="page"/>
       </w:r>
-      <w:bookmarkStart w:id="5" w:name="__RefHeading___Toc2185_549176363"/>
+      <w:bookmarkStart w:id="5" w:name="__RefHeading___Toc2197_2506865780"/>
       <w:bookmarkEnd w:id="5"/>
       <w:r>
         <w:rPr>
@@ -2128,7 +2149,7 @@
         <w:spacing w:before="280" w:after="80"/>
         <w:rPr/>
       </w:pPr>
-      <w:bookmarkStart w:id="6" w:name="__RefHeading___Toc2187_549176363"/>
+      <w:bookmarkStart w:id="6" w:name="__RefHeading___Toc2199_2506865780"/>
       <w:bookmarkStart w:id="7" w:name="provenance"/>
       <w:bookmarkEnd w:id="6"/>
       <w:r>
@@ -2226,7 +2247,7 @@
         <w:spacing w:before="360" w:after="120"/>
         <w:rPr/>
       </w:pPr>
-      <w:bookmarkStart w:id="8" w:name="__RefHeading___Toc2189_549176363"/>
+      <w:bookmarkStart w:id="8" w:name="__RefHeading___Toc2201_2506865780"/>
       <w:bookmarkStart w:id="9" w:name="scope-and-claims"/>
       <w:bookmarkEnd w:id="8"/>
       <w:r>
@@ -2258,7 +2279,7 @@
         <w:spacing w:before="280" w:after="80"/>
         <w:rPr/>
       </w:pPr>
-      <w:bookmarkStart w:id="10" w:name="__RefHeading___Toc2191_549176363"/>
+      <w:bookmarkStart w:id="10" w:name="__RefHeading___Toc2203_2506865780"/>
       <w:bookmarkStart w:id="11" w:name="what-this-book-is"/>
       <w:bookmarkEnd w:id="10"/>
       <w:r>
@@ -2306,7 +2327,7 @@
         <w:spacing w:before="280" w:after="80"/>
         <w:rPr/>
       </w:pPr>
-      <w:bookmarkStart w:id="13" w:name="__RefHeading___Toc2193_549176363"/>
+      <w:bookmarkStart w:id="13" w:name="__RefHeading___Toc2205_2506865780"/>
       <w:bookmarkStart w:id="14" w:name="what-is-claimed"/>
       <w:bookmarkEnd w:id="13"/>
       <w:r>
@@ -2435,7 +2456,7 @@
         <w:spacing w:before="280" w:after="80"/>
         <w:rPr/>
       </w:pPr>
-      <w:bookmarkStart w:id="16" w:name="__RefHeading___Toc2195_549176363"/>
+      <w:bookmarkStart w:id="16" w:name="__RefHeading___Toc2207_2506865780"/>
       <w:bookmarkStart w:id="17" w:name="what-is-not-claimed"/>
       <w:bookmarkEnd w:id="16"/>
       <w:r>
@@ -2483,7 +2504,7 @@
         <w:spacing w:before="360" w:after="120"/>
         <w:rPr/>
       </w:pPr>
-      <w:bookmarkStart w:id="20" w:name="__RefHeading___Toc2197_549176363"/>
+      <w:bookmarkStart w:id="20" w:name="__RefHeading___Toc2209_2506865780"/>
       <w:bookmarkStart w:id="21" w:name="images-and-codec-profile"/>
       <w:bookmarkEnd w:id="20"/>
       <w:r>
@@ -2515,7 +2536,7 @@
         <w:spacing w:before="280" w:after="80"/>
         <w:rPr/>
       </w:pPr>
-      <w:bookmarkStart w:id="22" w:name="__RefHeading___Toc2199_549176363"/>
+      <w:bookmarkStart w:id="22" w:name="__RefHeading___Toc2211_2506865780"/>
       <w:bookmarkStart w:id="23" w:name="image-matrix"/>
       <w:bookmarkEnd w:id="22"/>
       <w:r>
@@ -3261,7 +3282,7 @@
         <w:spacing w:before="280" w:after="80"/>
         <w:rPr/>
       </w:pPr>
-      <w:bookmarkStart w:id="25" w:name="__RefHeading___Toc2201_549176363"/>
+      <w:bookmarkStart w:id="25" w:name="__RefHeading___Toc2213_2506865780"/>
       <w:bookmarkStart w:id="26" w:name="codec-profile"/>
       <w:bookmarkEnd w:id="25"/>
       <w:r>
@@ -3427,7 +3448,7 @@
         <w:spacing w:before="360" w:after="120"/>
         <w:rPr/>
       </w:pPr>
-      <w:bookmarkStart w:id="27" w:name="__RefHeading___Toc2203_549176363"/>
+      <w:bookmarkStart w:id="27" w:name="__RefHeading___Toc2215_2506865780"/>
       <w:bookmarkStart w:id="28" w:name="harness-architecture"/>
       <w:bookmarkEnd w:id="27"/>
       <w:r>
@@ -3459,7 +3480,7 @@
         <w:spacing w:before="280" w:after="80"/>
         <w:rPr/>
       </w:pPr>
-      <w:bookmarkStart w:id="29" w:name="__RefHeading___Toc2205_549176363"/>
+      <w:bookmarkStart w:id="29" w:name="__RefHeading___Toc2217_2506865780"/>
       <w:bookmarkEnd w:id="29"/>
       <w:r>
         <w:rPr>
@@ -4588,7 +4609,7 @@
                 <w:szCs w:val="24"/>
                 <w:lang w:val="en-US" w:eastAsia="en-US" w:bidi="ar-SA"/>
               </w:rPr>
-              <w:t>axis4_master_pattern_gen</w:t>
+              <w:t>axis4_master_injector</w:t>
             </w:r>
           </w:p>
         </w:tc>
@@ -4619,7 +4640,7 @@
                 <w:szCs w:val="24"/>
                 <w:lang w:val="en-US" w:eastAsia="en-US" w:bidi="ar-SA"/>
               </w:rPr>
-              <w:t>rtl/amba/shared/axis4_master_pattern_gen.sv</w:t>
+              <w:t>rtl/amba/shared/axis4_master_injector.sv</w:t>
             </w:r>
           </w:p>
         </w:tc>
@@ -5498,7 +5519,7 @@
       <w:r>
         <w:br w:type="page"/>
       </w:r>
-      <w:bookmarkStart w:id="32" w:name="__RefHeading___Toc2207_549176363"/>
+      <w:bookmarkStart w:id="32" w:name="__RefHeading___Toc2219_2506865780"/>
       <w:bookmarkEnd w:id="32"/>
       <w:r>
         <w:rPr>
@@ -6575,6 +6596,39 @@
     </w:tbl>
     <w:p>
       <w:pPr>
+        <w:pStyle w:val="Heading2"/>
+        <w:pBdr>
+          <w:bottom w:val="single" w:sz="12" w:space="0" w:color="228B22"/>
+        </w:pBdr>
+        <w:spacing w:before="280" w:after="80"/>
+        <w:rPr/>
+      </w:pPr>
+      <w:r>
+        <w:br w:type="page"/>
+      </w:r>
+      <w:bookmarkStart w:id="34" w:name="__RefHeading___Toc2221_2506865780"/>
+      <w:bookmarkEnd w:id="34"/>
+      <w:r>
+        <w:rPr>
+          <w:rStyle w:val="SectionNumber"/>
+          <w:b/>
+          <w:color w:val="228B22"/>
+          <w:sz w:val="28"/>
+        </w:rPr>
+        <w:t>4.3</w:t>
+      </w:r>
+      <w:r>
+        <w:rPr>
+          <w:b/>
+          <w:color w:val="228B22"/>
+          <w:sz w:val="28"/>
+        </w:rPr>
+        <w:tab/>
+        <w:t>Datapath diagram</w:t>
+      </w:r>
+    </w:p>
+    <w:p>
+      <w:pPr>
         <w:pStyle w:val="CaptionedFigure"/>
         <w:rPr/>
       </w:pPr>
@@ -6582,9 +6636,9 @@
         <w:rPr/>
         <w:drawing>
           <wp:inline distT="0" distB="0" distL="0" distR="0">
-            <wp:extent cx="5334000" cy="3122930"/>
+            <wp:extent cx="5334000" cy="4991100"/>
             <wp:effectExtent l="0" t="0" r="0" b="0"/>
-            <wp:docPr id="4" name="Picture" descr="Datapath diagram"/>
+            <wp:docPr id="4" name="Picture" descr="BCH AXIS datapath and register path"/>
             <wp:cNvGraphicFramePr>
               <a:graphicFrameLocks xmlns:a="http://schemas.openxmlformats.org/drawingml/2006/main" noChangeAspect="1"/>
             </wp:cNvGraphicFramePr>
@@ -6592,7 +6646,7 @@
               <a:graphicData uri="http://schemas.openxmlformats.org/drawingml/2006/picture">
                 <pic:pic xmlns:pic="http://schemas.openxmlformats.org/drawingml/2006/picture">
                   <pic:nvPicPr>
-                    <pic:cNvPr id="4" name="Picture" descr="Datapath diagram"/>
+                    <pic:cNvPr id="4" name="Picture" descr="BCH AXIS datapath and register path"/>
                     <pic:cNvPicPr>
                       <a:picLocks noChangeAspect="1" noChangeArrowheads="1"/>
                     </pic:cNvPicPr>
@@ -6606,7 +6660,7 @@
                   <pic:spPr bwMode="auto">
                     <a:xfrm>
                       <a:off x="0" y="0"/>
-                      <a:ext cx="5334000" cy="3122930"/>
+                      <a:ext cx="5334000" cy="4991100"/>
                     </a:xfrm>
                     <a:prstGeom prst="rect">
                       <a:avLst/>
@@ -6626,7 +6680,7 @@
       </w:pPr>
       <w:r>
         <w:rPr/>
-        <w:t>Datapath diagram</w:t>
+        <w:t>BCH AXIS datapath and register path</w:t>
       </w:r>
     </w:p>
     <w:p>
@@ -6635,10 +6689,10 @@
         <w:spacing w:before="200" w:after="80"/>
         <w:rPr/>
       </w:pPr>
-      <w:bookmarkStart w:id="34" w:name="__RefHeading___Toc2209_549176363"/>
-      <w:bookmarkStart w:id="35" w:name="X859291b48c605b80967bf066205320342bd3a81"/>
-      <w:bookmarkStart w:id="36" w:name="_Fig_1_BCH_AXIS_datapath_an"/>
-      <w:bookmarkEnd w:id="34"/>
+      <w:bookmarkStart w:id="35" w:name="__RefHeading___Toc2223_2506865780"/>
+      <w:bookmarkStart w:id="36" w:name="X859291b48c605b80967bf066205320342bd3a81"/>
+      <w:bookmarkStart w:id="37" w:name="_Fig_1_BCH_AXIS_datapath_an"/>
+      <w:bookmarkEnd w:id="35"/>
       <w:r>
         <w:rPr>
           <w:rStyle w:val="SectionNumber"/>
@@ -6646,7 +6700,7 @@
           <w:color w:val="404040"/>
           <w:sz w:val="24"/>
         </w:rPr>
-        <w:t>4.2.1</w:t>
+        <w:t>4.3.1</w:t>
       </w:r>
       <w:r>
         <w:rPr>
@@ -6657,7 +6711,7 @@
         <w:tab/>
         <w:t>Figure 2.1: BCH AXIS datapath and register path.</w:t>
       </w:r>
-      <w:bookmarkEnd w:id="36"/>
+      <w:bookmarkEnd w:id="37"/>
     </w:p>
     <w:p>
       <w:pPr>
@@ -6666,13 +6720,41 @@
       </w:pPr>
       <w:r>
         <w:rPr>
+          <w:b/>
+          <w:bCs/>
           <w:sz w:val="20"/>
         </w:rPr>
-        <w:t>The AXI4 flavour replaces the streaming seams with job memories; the codec itself is identical.</w:t>
-      </w:r>
+        <w:t>Source:</w:t>
+      </w:r>
+      <w:r>
+        <w:rPr>
+          <w:sz w:val="20"/>
+        </w:rPr>
+        <w:t xml:space="preserve"> </w:t>
+      </w:r>
+      <w:hyperlink r:id="rId4">
+        <w:r>
+          <w:rPr>
+            <w:rStyle w:val="Hyperlink"/>
+          </w:rPr>
+          <w:t>01_bch_axis_loop.dot</w:t>
+        </w:r>
+      </w:hyperlink>
     </w:p>
     <w:p>
       <w:pPr>
+        <w:pStyle w:val="BodyText"/>
+        <w:rPr/>
+      </w:pPr>
+      <w:r>
+        <w:rPr>
+          <w:sz w:val="20"/>
+        </w:rPr>
+        <w:t>The AXI4 flavour replaces the streaming seams with job memories; the codec itself is identical.</w:t>
+      </w:r>
+    </w:p>
+    <w:p>
+      <w:pPr>
         <w:pStyle w:val="CaptionedFigure"/>
         <w:rPr/>
       </w:pPr>
@@ -6680,9 +6762,9 @@
         <w:rPr/>
         <w:drawing>
           <wp:inline distT="0" distB="0" distL="0" distR="0">
-            <wp:extent cx="3054350" cy="7397115"/>
+            <wp:extent cx="5334000" cy="6590030"/>
             <wp:effectExtent l="0" t="0" r="0" b="0"/>
-            <wp:docPr id="5" name="Image2" descr="Diagram 2"/>
+            <wp:docPr id="5" name="Image2" descr="BCH AXI4 memory-to-memory datapath"/>
             <wp:cNvGraphicFramePr>
               <a:graphicFrameLocks xmlns:a="http://schemas.openxmlformats.org/drawingml/2006/main" noChangeAspect="1"/>
             </wp:cNvGraphicFramePr>
@@ -6690,13 +6772,13 @@
               <a:graphicData uri="http://schemas.openxmlformats.org/drawingml/2006/picture">
                 <pic:pic xmlns:pic="http://schemas.openxmlformats.org/drawingml/2006/picture">
                   <pic:nvPicPr>
-                    <pic:cNvPr id="5" name="Image2" descr="Diagram 2"/>
+                    <pic:cNvPr id="5" name="Image2" descr="BCH AXI4 memory-to-memory datapath"/>
                     <pic:cNvPicPr>
                       <a:picLocks noChangeAspect="1" noChangeArrowheads="1"/>
                     </pic:cNvPicPr>
                   </pic:nvPicPr>
                   <pic:blipFill>
-                    <a:blip r:embed="rId4"/>
+                    <a:blip r:embed="rId5"/>
                     <a:stretch>
                       <a:fillRect/>
                     </a:stretch>
@@ -6704,7 +6786,7 @@
                   <pic:spPr bwMode="auto">
                     <a:xfrm>
                       <a:off x="0" y="0"/>
-                      <a:ext cx="3054350" cy="7397115"/>
+                      <a:ext cx="5334000" cy="6590030"/>
                     </a:xfrm>
                     <a:prstGeom prst="rect">
                       <a:avLst/>
@@ -6722,12 +6804,12 @@
         <w:pStyle w:val="ImageCaption"/>
         <w:rPr/>
       </w:pPr>
-      <w:bookmarkStart w:id="37" w:name="X859291b48c605b80967bf066205320342bd3a81"/>
-      <w:r>
-        <w:rPr/>
-        <w:t>Diagram 2</w:t>
-      </w:r>
-      <w:bookmarkEnd w:id="37"/>
+      <w:bookmarkStart w:id="38" w:name="X859291b48c605b80967bf066205320342bd3a81"/>
+      <w:r>
+        <w:rPr/>
+        <w:t>BCH AXI4 memory-to-memory datapath</w:t>
+      </w:r>
+      <w:bookmarkEnd w:id="38"/>
     </w:p>
     <w:p>
       <w:pPr>
@@ -6735,10 +6817,10 @@
         <w:spacing w:before="200" w:after="80"/>
         <w:rPr/>
       </w:pPr>
-      <w:bookmarkStart w:id="38" w:name="__RefHeading___Toc2211_549176363"/>
-      <w:bookmarkStart w:id="39" w:name="Xa06d3348a5e86d49595eba0432f73705375d758"/>
-      <w:bookmarkStart w:id="40" w:name="_Fig_2_BCH_AXI4_memory_to_m"/>
-      <w:bookmarkEnd w:id="38"/>
+      <w:bookmarkStart w:id="39" w:name="__RefHeading___Toc2225_2506865780"/>
+      <w:bookmarkStart w:id="40" w:name="Xa06d3348a5e86d49595eba0432f73705375d758"/>
+      <w:bookmarkStart w:id="41" w:name="_Fig_2_BCH_AXI4_memory_to_m"/>
+      <w:bookmarkEnd w:id="39"/>
       <w:r>
         <w:rPr>
           <w:rStyle w:val="SectionNumber"/>
@@ -6746,7 +6828,7 @@
           <w:color w:val="404040"/>
           <w:sz w:val="24"/>
         </w:rPr>
-        <w:t>4.2.2</w:t>
+        <w:t>4.3.2</w:t>
       </w:r>
       <w:r>
         <w:rPr>
@@ -6757,7 +6839,35 @@
         <w:tab/>
         <w:t>Figure 2.2: BCH AXI4 memory-to-memory datapath.</w:t>
       </w:r>
-      <w:bookmarkEnd w:id="39"/>
+      <w:bookmarkEnd w:id="41"/>
+    </w:p>
+    <w:p>
+      <w:pPr>
+        <w:pStyle w:val="FirstParagraph"/>
+        <w:rPr/>
+      </w:pPr>
+      <w:r>
+        <w:rPr>
+          <w:b/>
+          <w:bCs/>
+          <w:sz w:val="20"/>
+        </w:rPr>
+        <w:t>Source:</w:t>
+      </w:r>
+      <w:r>
+        <w:rPr>
+          <w:sz w:val="20"/>
+        </w:rPr>
+        <w:t xml:space="preserve"> </w:t>
+      </w:r>
+      <w:hyperlink r:id="rId6">
+        <w:r>
+          <w:rPr>
+            <w:rStyle w:val="Hyperlink"/>
+          </w:rPr>
+          <w:t>02_bch_axi4_loop.dot</w:t>
+        </w:r>
+      </w:hyperlink>
       <w:bookmarkEnd w:id="40"/>
       <w:r>
         <w:br w:type="page"/>
@@ -6772,9 +6882,9 @@
         <w:spacing w:before="280" w:after="80"/>
         <w:rPr/>
       </w:pPr>
-      <w:bookmarkStart w:id="41" w:name="__RefHeading___Toc2213_549176363"/>
-      <w:bookmarkStart w:id="42" w:name="register-path-clock-and-reset"/>
-      <w:bookmarkEnd w:id="41"/>
+      <w:bookmarkStart w:id="42" w:name="__RefHeading___Toc2227_2506865780"/>
+      <w:bookmarkStart w:id="43" w:name="register-path-clock-and-reset"/>
+      <w:bookmarkEnd w:id="42"/>
       <w:r>
         <w:rPr>
           <w:rStyle w:val="SectionNumber"/>
@@ -6782,7 +6892,7 @@
           <w:color w:val="228B22"/>
           <w:sz w:val="28"/>
         </w:rPr>
-        <w:t>4.3</w:t>
+        <w:t>4.4</w:t>
       </w:r>
       <w:r>
         <w:rPr>
@@ -6961,7 +7071,7 @@
         <w:t>, giving a 100 MHz harness clock. That frequency was chosen because the BCH loop and the UART divisor both close timing comfortably at 100 MHz on the k325t-2.</w:t>
       </w:r>
       <w:bookmarkEnd w:id="28"/>
-      <w:bookmarkEnd w:id="42"/>
+      <w:bookmarkEnd w:id="43"/>
       <w:r>
         <w:br w:type="page"/>
       </w:r>
@@ -6973,9 +7083,9 @@
         <w:spacing w:before="360" w:after="120"/>
         <w:rPr/>
       </w:pPr>
-      <w:bookmarkStart w:id="43" w:name="__RefHeading___Toc2215_549176363"/>
-      <w:bookmarkStart w:id="44" w:name="campaigns-and-the-oracle-argument"/>
-      <w:bookmarkEnd w:id="43"/>
+      <w:bookmarkStart w:id="44" w:name="__RefHeading___Toc2229_2506865780"/>
+      <w:bookmarkStart w:id="45" w:name="campaigns-and-the-oracle-argument"/>
+      <w:bookmarkEnd w:id="44"/>
       <w:r>
         <w:rPr>
           <w:rStyle w:val="SectionNumber"/>
@@ -7005,8 +7115,8 @@
         <w:spacing w:before="280" w:after="80"/>
         <w:rPr/>
       </w:pPr>
-      <w:bookmarkStart w:id="45" w:name="__RefHeading___Toc2217_549176363"/>
-      <w:bookmarkEnd w:id="45"/>
+      <w:bookmarkStart w:id="46" w:name="__RefHeading___Toc2231_2506865780"/>
+      <w:bookmarkEnd w:id="46"/>
       <w:r>
         <w:rPr>
           <w:rStyle w:val="SectionNumber"/>
@@ -7031,12 +7141,12 @@
         <w:pStyle w:val="TableCaption"/>
         <w:rPr/>
       </w:pPr>
-      <w:bookmarkStart w:id="46" w:name="_Tab_5_Table_3_1__BCH_board"/>
+      <w:bookmarkStart w:id="47" w:name="_Tab_5_Table_3_1__BCH_board"/>
       <w:r>
         <w:rPr/>
         <w:t>Table 3.1: BCH board campaign inventory.</w:t>
       </w:r>
-      <w:bookmarkEnd w:id="46"/>
+      <w:bookmarkEnd w:id="47"/>
     </w:p>
     <w:tbl>
       <w:tblPr>
@@ -7956,8 +8066,8 @@
               </w:rPr>
               <w:t>Host-seeded; replayable.</w:t>
             </w:r>
-            <w:bookmarkStart w:id="47" w:name="campaign-inventory"/>
-            <w:bookmarkEnd w:id="47"/>
+            <w:bookmarkStart w:id="48" w:name="campaign-inventory"/>
+            <w:bookmarkEnd w:id="48"/>
           </w:p>
         </w:tc>
       </w:tr>
@@ -7974,8 +8084,8 @@
       <w:r>
         <w:br w:type="page"/>
       </w:r>
-      <w:bookmarkStart w:id="48" w:name="__RefHeading___Toc2219_549176363"/>
-      <w:bookmarkEnd w:id="48"/>
+      <w:bookmarkStart w:id="49" w:name="__RefHeading___Toc2233_2506865780"/>
+      <w:bookmarkEnd w:id="49"/>
       <w:r>
         <w:rPr>
           <w:rStyle w:val="SectionNumber"/>
@@ -8084,9 +8194,9 @@
         <w:spacing w:before="280" w:after="80"/>
         <w:rPr/>
       </w:pPr>
-      <w:bookmarkStart w:id="49" w:name="__RefHeading___Toc2221_549176363"/>
-      <w:bookmarkStart w:id="50" w:name="the-on-chip-oracle"/>
-      <w:bookmarkEnd w:id="49"/>
+      <w:bookmarkStart w:id="50" w:name="__RefHeading___Toc2235_2506865780"/>
+      <w:bookmarkStart w:id="51" w:name="the-on-chip-oracle"/>
+      <w:bookmarkEnd w:id="50"/>
       <w:r>
         <w:rPr>
           <w:rStyle w:val="SectionNumber"/>
@@ -8143,8 +8253,8 @@
         </w:rPr>
         <w:t xml:space="preserve"> on any mismatched beat. Together they form the on-chip oracle: the decoder decides whether it thinks it corrected the block, and the checker decides whether the recovered bytes actually match the reference. That pairing is what makes a silent mis-decode detectable.</w:t>
       </w:r>
-      <w:bookmarkEnd w:id="44"/>
-      <w:bookmarkEnd w:id="50"/>
+      <w:bookmarkEnd w:id="45"/>
+      <w:bookmarkEnd w:id="51"/>
       <w:r>
         <w:br w:type="page"/>
       </w:r>
@@ -8156,9 +8266,9 @@
         <w:spacing w:before="360" w:after="120"/>
         <w:rPr/>
       </w:pPr>
-      <w:bookmarkStart w:id="51" w:name="__RefHeading___Toc2223_549176363"/>
-      <w:bookmarkStart w:id="52" w:name="testing-choices"/>
-      <w:bookmarkEnd w:id="51"/>
+      <w:bookmarkStart w:id="52" w:name="__RefHeading___Toc2237_2506865780"/>
+      <w:bookmarkStart w:id="53" w:name="testing-choices"/>
+      <w:bookmarkEnd w:id="52"/>
       <w:r>
         <w:rPr>
           <w:rStyle w:val="SectionNumber"/>
@@ -8188,8 +8298,8 @@
         <w:spacing w:before="280" w:after="80"/>
         <w:rPr/>
       </w:pPr>
-      <w:bookmarkStart w:id="53" w:name="__RefHeading___Toc2225_549176363"/>
-      <w:bookmarkEnd w:id="53"/>
+      <w:bookmarkStart w:id="54" w:name="__RefHeading___Toc2239_2506865780"/>
+      <w:bookmarkEnd w:id="54"/>
       <w:r>
         <w:rPr>
           <w:rStyle w:val="SectionNumber"/>
@@ -8239,12 +8349,12 @@
         <w:pStyle w:val="TableCaption"/>
         <w:rPr/>
       </w:pPr>
-      <w:bookmarkStart w:id="54" w:name="_Tab_6_Table_3_2__Injector_"/>
+      <w:bookmarkStart w:id="55" w:name="_Tab_6_Table_3_2__Injector_"/>
       <w:r>
         <w:rPr/>
         <w:t>Table 3.2: Injector modes and the physical questions they answer.</w:t>
       </w:r>
-      <w:bookmarkEnd w:id="54"/>
+      <w:bookmarkEnd w:id="55"/>
     </w:p>
     <w:tbl>
       <w:tblPr>
@@ -8859,8 +8969,8 @@
               </w:rPr>
               <w:t>Debug: deterministic walking bring-up pattern.</w:t>
             </w:r>
-            <w:bookmarkStart w:id="55" w:name="X8d236ce34556ebaf33b14981fd5c50a974c9d5f"/>
-            <w:bookmarkEnd w:id="55"/>
+            <w:bookmarkStart w:id="56" w:name="X8d236ce34556ebaf33b14981fd5c50a974c9d5f"/>
+            <w:bookmarkEnd w:id="56"/>
           </w:p>
         </w:tc>
       </w:tr>
@@ -8877,8 +8987,8 @@
       <w:r>
         <w:br w:type="page"/>
       </w:r>
-      <w:bookmarkStart w:id="56" w:name="__RefHeading___Toc2227_549176363"/>
-      <w:bookmarkEnd w:id="56"/>
+      <w:bookmarkStart w:id="57" w:name="__RefHeading___Toc2241_2506865780"/>
+      <w:bookmarkEnd w:id="57"/>
       <w:r>
         <w:rPr>
           <w:rStyle w:val="SectionNumber"/>
@@ -8922,9 +9032,9 @@
         <w:spacing w:before="280" w:after="80"/>
         <w:rPr/>
       </w:pPr>
-      <w:bookmarkStart w:id="57" w:name="__RefHeading___Toc2229_549176363"/>
-      <w:bookmarkStart w:id="58" w:name="uart-and-the-safety-pair"/>
-      <w:bookmarkEnd w:id="57"/>
+      <w:bookmarkStart w:id="58" w:name="__RefHeading___Toc2243_2506865780"/>
+      <w:bookmarkStart w:id="59" w:name="uart-and-the-safety-pair"/>
+      <w:bookmarkEnd w:id="58"/>
       <w:r>
         <w:rPr>
           <w:rStyle w:val="SectionNumber"/>
@@ -9018,7 +9128,7 @@
         <w:rPr/>
         <w:t xml:space="preserve"> is present with a device behind it.</w:t>
       </w:r>
-      <w:bookmarkEnd w:id="58"/>
+      <w:bookmarkEnd w:id="59"/>
       <w:r>
         <w:br w:type="page"/>
       </w:r>
@@ -9032,9 +9142,9 @@
         <w:spacing w:before="280" w:after="80"/>
         <w:rPr/>
       </w:pPr>
-      <w:bookmarkStart w:id="59" w:name="__RefHeading___Toc2231_549176363"/>
-      <w:bookmarkStart w:id="60" w:name="genesys-2-vs-nexys-a7"/>
-      <w:bookmarkEnd w:id="59"/>
+      <w:bookmarkStart w:id="60" w:name="__RefHeading___Toc2245_2506865780"/>
+      <w:bookmarkStart w:id="61" w:name="genesys-2-vs-nexys-a7"/>
+      <w:bookmarkEnd w:id="60"/>
       <w:r>
         <w:rPr>
           <w:rStyle w:val="SectionNumber"/>
@@ -9117,7 +9227,7 @@
         </w:rPr>
         <w:t xml:space="preserve"> as a build option, but the Genesys 2 is the primary target. The k325t-2 has the room and timing margin to hold the full BCH(4224,4120) loop at 100 MHz with both AXIS and AXI4 flavours.</w:t>
       </w:r>
-      <w:bookmarkEnd w:id="60"/>
+      <w:bookmarkEnd w:id="61"/>
       <w:r>
         <w:br w:type="page"/>
       </w:r>
@@ -9131,9 +9241,9 @@
         <w:spacing w:before="280" w:after="80"/>
         <w:rPr/>
       </w:pPr>
-      <w:bookmarkStart w:id="61" w:name="__RefHeading___Toc2233_549176363"/>
-      <w:bookmarkStart w:id="62" w:name="axis-vs-axi4"/>
-      <w:bookmarkEnd w:id="61"/>
+      <w:bookmarkStart w:id="62" w:name="__RefHeading___Toc2247_2506865780"/>
+      <w:bookmarkStart w:id="63" w:name="axis-vs-axi4"/>
+      <w:bookmarkEnd w:id="62"/>
       <w:r>
         <w:rPr>
           <w:rStyle w:val="SectionNumber"/>
@@ -9216,7 +9326,7 @@
         </w:rPr>
         <w:t xml:space="preserve"> to discover which datapath is loaded.</w:t>
       </w:r>
-      <w:bookmarkEnd w:id="62"/>
+      <w:bookmarkEnd w:id="63"/>
       <w:r>
         <w:br w:type="page"/>
       </w:r>
@@ -9230,9 +9340,9 @@
         <w:spacing w:before="280" w:after="80"/>
         <w:rPr/>
       </w:pPr>
-      <w:bookmarkStart w:id="63" w:name="__RefHeading___Toc2235_549176363"/>
-      <w:bookmarkStart w:id="64" w:name="deliberately-not-board-tested"/>
-      <w:bookmarkEnd w:id="63"/>
+      <w:bookmarkStart w:id="64" w:name="__RefHeading___Toc2249_2506865780"/>
+      <w:bookmarkStart w:id="65" w:name="deliberately-not-board-tested"/>
+      <w:bookmarkEnd w:id="64"/>
       <w:r>
         <w:rPr>
           <w:rStyle w:val="SectionNumber"/>
@@ -9302,8 +9412,8 @@
         </w:rPr>
         <w:t xml:space="preserve"> profile; smaller profiles are covered in simulation and component DV.</w:t>
       </w:r>
-      <w:bookmarkEnd w:id="52"/>
-      <w:bookmarkEnd w:id="64"/>
+      <w:bookmarkEnd w:id="53"/>
+      <w:bookmarkEnd w:id="65"/>
       <w:r>
         <w:br w:type="page"/>
       </w:r>
@@ -9315,9 +9425,9 @@
         <w:spacing w:before="360" w:after="120"/>
         <w:rPr/>
       </w:pPr>
-      <w:bookmarkStart w:id="65" w:name="__RefHeading___Toc2237_549176363"/>
-      <w:bookmarkStart w:id="66" w:name="soak-results"/>
-      <w:bookmarkEnd w:id="65"/>
+      <w:bookmarkStart w:id="66" w:name="__RefHeading___Toc2251_2506865780"/>
+      <w:bookmarkStart w:id="67" w:name="soak-results"/>
+      <w:bookmarkEnd w:id="66"/>
       <w:r>
         <w:rPr>
           <w:rStyle w:val="SectionNumber"/>
@@ -9347,9 +9457,9 @@
         <w:spacing w:before="280" w:after="80"/>
         <w:rPr/>
       </w:pPr>
-      <w:bookmarkStart w:id="67" w:name="__RefHeading___Toc2239_549176363"/>
-      <w:bookmarkStart w:id="68" w:name="one-million-blocks-on-the-axis-image"/>
-      <w:bookmarkEnd w:id="67"/>
+      <w:bookmarkStart w:id="68" w:name="__RefHeading___Toc2253_2506865780"/>
+      <w:bookmarkStart w:id="69" w:name="one-million-blocks-on-the-axis-image"/>
+      <w:bookmarkEnd w:id="68"/>
       <w:r>
         <w:rPr>
           <w:rStyle w:val="SectionNumber"/>
@@ -9425,12 +9535,12 @@
         <w:pStyle w:val="TableCaption"/>
         <w:rPr/>
       </w:pPr>
-      <w:bookmarkStart w:id="69" w:name="_Tab_7_Table_4_1__BCH_soak_"/>
+      <w:bookmarkStart w:id="70" w:name="_Tab_7_Table_4_1__BCH_soak_"/>
       <w:r>
         <w:rPr/>
         <w:t>Table 4.1: BCH soak final counters.</w:t>
       </w:r>
-      <w:bookmarkEnd w:id="69"/>
+      <w:bookmarkEnd w:id="70"/>
     </w:p>
     <w:tbl>
       <w:tblPr>
@@ -10261,12 +10371,12 @@
         <w:pStyle w:val="BlockText"/>
         <w:rPr/>
       </w:pPr>
-      <w:bookmarkStart w:id="70" w:name="one-million-blocks-on-the-axis-image"/>
+      <w:bookmarkStart w:id="71" w:name="one-million-blocks-on-the-axis-image"/>
       <w:r>
         <w:rPr/>
         <w:t>1,000,000 blocks, 0 mis-decodes, 74,560 over-t blocks all flagged, 3,119,679 bits corrected, 8h52m at 31 blk/s UART-bound.</w:t>
       </w:r>
-      <w:bookmarkEnd w:id="70"/>
+      <w:bookmarkEnd w:id="71"/>
       <w:r>
         <w:br w:type="page"/>
       </w:r>
@@ -10280,9 +10390,9 @@
         <w:spacing w:before="280" w:after="80"/>
         <w:rPr/>
       </w:pPr>
-      <w:bookmarkStart w:id="71" w:name="__RefHeading___Toc2241_549176363"/>
-      <w:bookmarkStart w:id="72" w:name="soak-timeline"/>
-      <w:bookmarkEnd w:id="71"/>
+      <w:bookmarkStart w:id="72" w:name="__RefHeading___Toc2255_2506865780"/>
+      <w:bookmarkStart w:id="73" w:name="soak-timeline"/>
+      <w:bookmarkEnd w:id="72"/>
       <w:r>
         <w:rPr>
           <w:rStyle w:val="SectionNumber"/>
@@ -10327,7 +10437,7 @@
                     </pic:cNvPicPr>
                   </pic:nvPicPr>
                   <pic:blipFill>
-                    <a:blip r:embed="rId5"/>
+                    <a:blip r:embed="rId7"/>
                     <a:stretch>
                       <a:fillRect/>
                     </a:stretch>
@@ -10364,10 +10474,10 @@
         <w:spacing w:before="200" w:after="80"/>
         <w:rPr/>
       </w:pPr>
-      <w:bookmarkStart w:id="73" w:name="__RefHeading___Toc2243_549176363"/>
-      <w:bookmarkStart w:id="74" w:name="X645f6758db3a43264b9916347c88c0fd23ae3a0"/>
-      <w:bookmarkStart w:id="75" w:name="_Fig_3_BCH_soak_timeline_ov"/>
-      <w:bookmarkEnd w:id="73"/>
+      <w:bookmarkStart w:id="74" w:name="__RefHeading___Toc2257_2506865780"/>
+      <w:bookmarkStart w:id="75" w:name="X645f6758db3a43264b9916347c88c0fd23ae3a0"/>
+      <w:bookmarkStart w:id="76" w:name="_Fig_3_BCH_soak_timeline_ov"/>
+      <w:bookmarkEnd w:id="74"/>
       <w:r>
         <w:rPr>
           <w:rStyle w:val="SectionNumber"/>
@@ -10386,9 +10496,9 @@
         <w:tab/>
         <w:t>Figure 4.1: BCH soak timeline over one million blocks.</w:t>
       </w:r>
-      <w:bookmarkEnd w:id="72"/>
-      <w:bookmarkEnd w:id="74"/>
+      <w:bookmarkEnd w:id="73"/>
       <w:bookmarkEnd w:id="75"/>
+      <w:bookmarkEnd w:id="76"/>
       <w:r>
         <w:br w:type="page"/>
       </w:r>
@@ -10402,9 +10512,9 @@
         <w:spacing w:before="280" w:after="80"/>
         <w:rPr/>
       </w:pPr>
-      <w:bookmarkStart w:id="76" w:name="__RefHeading___Toc2245_549176363"/>
-      <w:bookmarkStart w:id="77" w:name="what-31-blks-means"/>
-      <w:bookmarkEnd w:id="76"/>
+      <w:bookmarkStart w:id="77" w:name="__RefHeading___Toc2259_2506865780"/>
+      <w:bookmarkStart w:id="78" w:name="what-31-blks-means"/>
+      <w:bookmarkEnd w:id="77"/>
       <w:r>
         <w:rPr>
           <w:rStyle w:val="SectionNumber"/>
@@ -10429,16 +10539,16 @@
         <w:pStyle w:val="FirstParagraph"/>
         <w:rPr/>
       </w:pPr>
-      <w:bookmarkStart w:id="78" w:name="soak-results"/>
-      <w:bookmarkStart w:id="79" w:name="what-31-blks-means"/>
+      <w:bookmarkStart w:id="79" w:name="soak-results"/>
+      <w:bookmarkStart w:id="80" w:name="what-31-blks-means"/>
       <w:r>
         <w:rPr>
           <w:sz w:val="20"/>
         </w:rPr>
         <w:t>The codec itself can run at roughly 500k blocks per second at 100 MHz. The soak measured 31 blocks per second because the host poll loop, running over a 115200-baud UART, is the bottleneck. That is not a hardware limit; it is a fixture limit. Any future soak that wants to go deeper or faster should size the host interaction accordingly, or move to a faster host interface, rather than inferring decoder throughput from the soak rate.</w:t>
       </w:r>
-      <w:bookmarkEnd w:id="78"/>
       <w:bookmarkEnd w:id="79"/>
+      <w:bookmarkEnd w:id="80"/>
       <w:r>
         <w:br w:type="page"/>
       </w:r>
@@ -10450,8 +10560,8 @@
         <w:spacing w:before="360" w:after="120"/>
         <w:rPr/>
       </w:pPr>
-      <w:bookmarkStart w:id="80" w:name="__RefHeading___Toc2247_549176363"/>
-      <w:bookmarkEnd w:id="80"/>
+      <w:bookmarkStart w:id="81" w:name="__RefHeading___Toc2261_2506865780"/>
+      <w:bookmarkEnd w:id="81"/>
       <w:r>
         <w:rPr>
           <w:rStyle w:val="SectionNumber"/>
@@ -10481,9 +10591,9 @@
         <w:spacing w:before="280" w:after="80"/>
         <w:rPr/>
       </w:pPr>
-      <w:bookmarkStart w:id="81" w:name="__RefHeading___Toc2249_549176363"/>
-      <w:bookmarkStart w:id="82" w:name="what-the-board-evidence-does-not-cover"/>
-      <w:bookmarkEnd w:id="81"/>
+      <w:bookmarkStart w:id="82" w:name="__RefHeading___Toc2263_2506865780"/>
+      <w:bookmarkStart w:id="83" w:name="what-the-board-evidence-does-not-cover"/>
+      <w:bookmarkEnd w:id="82"/>
       <w:r>
         <w:rPr>
           <w:rStyle w:val="SectionNumber"/>
@@ -10598,12 +10708,12 @@
         </w:numPr>
         <w:rPr/>
       </w:pPr>
-      <w:bookmarkStart w:id="83" w:name="what-the-board-evidence-does-not-cover"/>
+      <w:bookmarkStart w:id="84" w:name="what-the-board-evidence-does-not-cover"/>
       <w:r>
         <w:rPr/>
         <w:t>The component DV matrix exercises the codec in ways the board harness does not replicate.</w:t>
       </w:r>
-      <w:bookmarkEnd w:id="83"/>
+      <w:bookmarkEnd w:id="84"/>
       <w:r>
         <w:br w:type="page"/>
       </w:r>
@@ -10617,8 +10727,8 @@
         <w:spacing w:before="280" w:after="80"/>
         <w:rPr/>
       </w:pPr>
-      <w:bookmarkStart w:id="84" w:name="__RefHeading___Toc2251_549176363"/>
-      <w:bookmarkEnd w:id="84"/>
+      <w:bookmarkStart w:id="85" w:name="__RefHeading___Toc2265_2506865780"/>
+      <w:bookmarkEnd w:id="85"/>
       <w:r>
         <w:rPr>
           <w:rStyle w:val="SectionNumber"/>
@@ -10668,12 +10778,12 @@
         <w:pStyle w:val="TableCaption"/>
         <w:rPr/>
       </w:pPr>
-      <w:bookmarkStart w:id="85" w:name="_Tab_8_Table_5_1__Traceabil"/>
+      <w:bookmarkStart w:id="86" w:name="_Tab_8_Table_5_1__Traceabil"/>
       <w:r>
         <w:rPr/>
         <w:t>Table 5.1: Traceability from claim to stable artifact.</w:t>
       </w:r>
-      <w:bookmarkEnd w:id="85"/>
+      <w:bookmarkEnd w:id="86"/>
     </w:p>
     <w:tbl>
       <w:tblPr>
@@ -11203,18 +11313,18 @@
               </w:rPr>
               <w:t>.</w:t>
             </w:r>
-            <w:bookmarkStart w:id="86" w:name="honest-limits"/>
-            <w:bookmarkStart w:id="87" w:name="traceability"/>
-            <w:bookmarkEnd w:id="86"/>
+            <w:bookmarkStart w:id="87" w:name="honest-limits"/>
+            <w:bookmarkStart w:id="88" w:name="traceability"/>
             <w:bookmarkEnd w:id="87"/>
+            <w:bookmarkEnd w:id="88"/>
           </w:p>
         </w:tc>
       </w:tr>
     </w:tbl>
     <w:sectPr>
-      <w:footerReference w:type="even" r:id="rId6"/>
-      <w:footerReference w:type="default" r:id="rId7"/>
-      <w:footerReference w:type="first" r:id="rId8"/>
+      <w:footerReference w:type="even" r:id="rId8"/>
+      <w:footerReference w:type="default" r:id="rId9"/>
+      <w:footerReference w:type="first" r:id="rId10"/>
       <w:type w:val="nextPage"/>
       <w:pgSz w:w="12240" w:h="15840"/>
       <w:pgMar w:left="1440" w:right="1440" w:gutter="0" w:header="0" w:top="1440" w:footer="720" w:bottom="1440"/>
@@ -11349,7 +11459,7 @@
           </w:r>
           <w:r>
             <w:rPr/>
-            <w:t>35</w:t>
+            <w:t>34</w:t>
           </w:r>
           <w:r>
             <w:rPr/>
@@ -11376,7 +11486,7 @@
           </w:r>
           <w:r>
             <w:rPr/>
-            <w:t>35</w:t>
+            <w:t>34</w:t>
           </w:r>
           <w:r>
             <w:rPr/>
@@ -11496,7 +11606,7 @@
           </w:r>
           <w:r>
             <w:rPr/>
-            <w:t>35</w:t>
+            <w:t>34</w:t>
           </w:r>
           <w:r>
             <w:rPr/>
@@ -11523,7 +11633,7 @@
           </w:r>
           <w:r>
             <w:rPr/>
-            <w:t>35</w:t>
+            <w:t>34</w:t>
           </w:r>
           <w:r>
             <w:rPr/>
